--- a/Cover_Letters/Shinoy_Wypoon_Technologies_Azure_DevOps_Engineer_Cover_Letter.docx
+++ b/Cover_Letters/Shinoy_Wypoon_Technologies_Azure_DevOps_Engineer_Cover_Letter.docx
@@ -35,7 +35,12 @@
     </w:p>
     <w:p>
       <w:r>
-        <w:t>Your work with clients like ING and Philips matches my background in financial and enterprise technology environments. In my recent roles, I have focused on building CI/CD pipelines, managing cloud infrastructure with Terraform and AWS, and supporting development teams. I have also used tools like Gemini Code Assist to help streamline deployment scripts and technical workflows.</w:t>
+        <w:t>Your work with enterprise clients like ING and Shell aligns closely with my background building scalable automation frameworks and cloud pipelines for financial institutions. I have spent my career setting up CI/CD workflows and provisioning test environments using tools like Terraform and AWS, which fits well with your infrastructure goals.</w:t>
+      </w:r>
+    </w:p>
+    <w:p>
+      <w:r>
+        <w:t>I also have experience streamlining scripts and workflows using Gemini Code Assist to improve deployment efficiency.</w:t>
       </w:r>
     </w:p>
     <w:p>
